--- a/ProjectDescriptions/TCSS 478_588 Winter 2026 group project V2.docx
+++ b/ProjectDescriptions/TCSS 478_588 Winter 2026 group project V2.docx
@@ -142,7 +142,23 @@
           <w:b/>
           <w:bCs/>
         </w:rPr>
-        <w:t>The goal of this final project is to contribute to the preparation of a crowdsourcing challenge organized by the Jackson Lab (JAX) Data Analysis and Validation (DAV) center of the NIH MorPhiC program (</w:t>
+        <w:t xml:space="preserve">The goal of this final project is to contribute to the preparation of a crowdsourcing challenge organized by the Jackson Lab (JAX) Data Analysis and Validation (DAV) center of the NIH </w:t>
+      </w:r>
+      <w:proofErr w:type="spellStart"/>
+      <w:r>
+        <w:rPr>
+          <w:b/>
+          <w:bCs/>
+        </w:rPr>
+        <w:t>MorPhiC</w:t>
+      </w:r>
+      <w:proofErr w:type="spellEnd"/>
+      <w:r>
+        <w:rPr>
+          <w:b/>
+          <w:bCs/>
+        </w:rPr>
+        <w:t xml:space="preserve"> program (</w:t>
       </w:r>
       <w:hyperlink r:id="rId5">
         <w:r>
@@ -189,7 +205,15 @@
         <w:t>Motivation:</w:t>
       </w:r>
       <w:r>
-        <w:t xml:space="preserve"> The MorPhiC program aims to advance the understanding of human genes by generating high throughput data investigating the consequences of inactivating genes. Different experimental strategies, such as </w:t>
+        <w:t xml:space="preserve"> The </w:t>
+      </w:r>
+      <w:proofErr w:type="spellStart"/>
+      <w:r>
+        <w:t>MorPhiC</w:t>
+      </w:r>
+      <w:proofErr w:type="spellEnd"/>
+      <w:r>
+        <w:t xml:space="preserve"> program aims to advance the understanding of human genes by generating high throughput data investigating the consequences of inactivating genes. Different experimental strategies, such as </w:t>
       </w:r>
       <w:r>
         <w:rPr>
@@ -311,7 +335,23 @@
         <w:t>Training Data</w:t>
       </w:r>
       <w:r>
-        <w:t xml:space="preserve">: We will be using WT multiome and WT and TF/KO scRNA-seq data from the manuscript </w:t>
+        <w:t xml:space="preserve">: We will be using WT </w:t>
+      </w:r>
+      <w:proofErr w:type="spellStart"/>
+      <w:r>
+        <w:t>multiome</w:t>
+      </w:r>
+      <w:proofErr w:type="spellEnd"/>
+      <w:r>
+        <w:t xml:space="preserve"> and WT and TF/KO </w:t>
+      </w:r>
+      <w:proofErr w:type="spellStart"/>
+      <w:r>
+        <w:t>scRNA</w:t>
+      </w:r>
+      <w:proofErr w:type="spellEnd"/>
+      <w:r>
+        <w:t xml:space="preserve">-seq data from the manuscript </w:t>
       </w:r>
       <w:hyperlink r:id="rId8">
         <w:r>
@@ -333,7 +373,15 @@
         <w:t>et al</w:t>
       </w:r>
       <w:r>
-        <w:t xml:space="preserve">. The authors developed an experimental system for perturbing genes and then profiling the resulting perturbed (and WT!) cells using scRNA-seq. They call their system </w:t>
+        <w:t xml:space="preserve">. The authors developed an experimental system for perturbing genes and then profiling the resulting perturbed (and WT!) cells using </w:t>
+      </w:r>
+      <w:proofErr w:type="spellStart"/>
+      <w:r>
+        <w:t>scRNA</w:t>
+      </w:r>
+      <w:proofErr w:type="spellEnd"/>
+      <w:r>
+        <w:t xml:space="preserve">-seq. They call their system </w:t>
       </w:r>
       <w:r>
         <w:rPr>
@@ -373,7 +421,31 @@
         <w:t xml:space="preserve"> “screen”</w:t>
       </w:r>
       <w:r>
-        <w:t xml:space="preserve"> – it utilizes a pool of gRNAs targeting the 36 genes. These are delivered to cells via a “lentiviral” vector, each of which both activates (“induces”) the Cas9 machinery and provides a pair of gRNAs targeting a single gene. The experiment uses a low vector infection rate with the aim of introducing at most a single pair of gRNAs per cell. scRNA-seq then provides a readout of gRNAs within the cell, which allows us to infer which gene (if any) was targeted in the cell. This screening approach is scalable and efficient. On the other hand, it can not guarantee that the gene was actually perturbed (despite the presence of the targeting gRNA) nor can it guarantee that both copies of the gene (on autosomal chromosomes) are disrupted – that is, the induced mutation may be hetero- rather than homo-zygous. Partly motivated by these concerns, we suggest evaluating your approach on a small subset of TF targets and cell types (as described in Evaluation metrics below). </w:t>
+        <w:t xml:space="preserve"> – it utilizes a pool of gRNAs targeting the 36 genes. These are delivered to cells via a “lentiviral” vector, each of which both activates (“induces”) the Cas9 machinery and provides a pair of gRNAs targeting a single gene. The experiment uses a low vector infection rate with the aim of introducing at most a single pair of gRNAs per cell. </w:t>
+      </w:r>
+      <w:proofErr w:type="spellStart"/>
+      <w:r>
+        <w:t>scRNA</w:t>
+      </w:r>
+      <w:proofErr w:type="spellEnd"/>
+      <w:r>
+        <w:t xml:space="preserve">-seq then provides a readout of gRNAs within the cell, which allows us to infer which gene (if any) was targeted in the cell. This screening approach is scalable and efficient. On the other hand, it </w:t>
+      </w:r>
+      <w:proofErr w:type="spellStart"/>
+      <w:r>
+        <w:t>can not</w:t>
+      </w:r>
+      <w:proofErr w:type="spellEnd"/>
+      <w:r>
+        <w:t xml:space="preserve"> guarantee that the gene was actually perturbed (despite the presence of the targeting gRNA) nor can it guarantee that both copies of the gene (on autosomal chromosomes) are disrupted – that is, the induced mutation may be hetero- rather than homo-</w:t>
+      </w:r>
+      <w:proofErr w:type="spellStart"/>
+      <w:r>
+        <w:t>zygous</w:t>
+      </w:r>
+      <w:proofErr w:type="spellEnd"/>
+      <w:r>
+        <w:t xml:space="preserve">. Partly motivated by these concerns, we suggest evaluating your approach on a small subset of TF targets and cell types (as described in Evaluation metrics below). </w:t>
       </w:r>
     </w:p>
     <w:p/>
@@ -388,7 +460,27 @@
           <w:i/>
           <w:iCs/>
         </w:rPr>
-        <w:t>expression component of the WT multiome data</w:t>
+        <w:t xml:space="preserve">expression component of the WT </w:t>
+      </w:r>
+      <w:proofErr w:type="spellStart"/>
+      <w:r>
+        <w:rPr>
+          <w:b/>
+          <w:bCs/>
+          <w:i/>
+          <w:iCs/>
+        </w:rPr>
+        <w:t>multiome</w:t>
+      </w:r>
+      <w:proofErr w:type="spellEnd"/>
+      <w:r>
+        <w:rPr>
+          <w:b/>
+          <w:bCs/>
+          <w:i/>
+          <w:iCs/>
+        </w:rPr>
+        <w:t xml:space="preserve"> data</w:t>
       </w:r>
       <w:r>
         <w:t xml:space="preserve">. Those data should be used to develop your approach. They are in the </w:t>
@@ -398,7 +490,23 @@
           <w:b/>
           <w:bCs/>
         </w:rPr>
-        <w:t>CHOOSE-multiome-expr</w:t>
+        <w:t>CHOOSE-</w:t>
+      </w:r>
+      <w:proofErr w:type="spellStart"/>
+      <w:r>
+        <w:rPr>
+          <w:b/>
+          <w:bCs/>
+        </w:rPr>
+        <w:t>multiome</w:t>
+      </w:r>
+      <w:proofErr w:type="spellEnd"/>
+      <w:r>
+        <w:rPr>
+          <w:b/>
+          <w:bCs/>
+        </w:rPr>
+        <w:t>-expr</w:t>
       </w:r>
       <w:r>
         <w:t xml:space="preserve"> folder of the </w:t>
@@ -439,20 +547,72 @@
       <w:r>
         <w:t xml:space="preserve">. Each row of the metadata corresponds to a cell, with its cell id the row name. These cell ids are the column names of the data matrix. The cell type is provided in the </w:t>
       </w:r>
+      <w:proofErr w:type="spellStart"/>
       <w:r>
         <w:rPr>
           <w:rFonts w:ascii="Courier New" w:eastAsia="Courier New" w:hAnsi="Courier New" w:cs="Courier New"/>
         </w:rPr>
         <w:t>celltype_jf</w:t>
       </w:r>
+      <w:proofErr w:type="spellEnd"/>
       <w:r>
         <w:t xml:space="preserve"> column. The data are log-normalized – i.e., we applied </w:t>
       </w:r>
+      <w:proofErr w:type="spellStart"/>
       <w:r>
         <w:rPr>
           <w:rFonts w:ascii="Courier New" w:eastAsia="Courier New" w:hAnsi="Courier New" w:cs="Courier New"/>
         </w:rPr>
-        <w:t>NormalizeData(normalization.method = “LogNormalize”, scale.factor=10000)</w:t>
+        <w:t>NormalizeData</w:t>
+      </w:r>
+      <w:proofErr w:type="spellEnd"/>
+      <w:r>
+        <w:rPr>
+          <w:rFonts w:ascii="Courier New" w:eastAsia="Courier New" w:hAnsi="Courier New" w:cs="Courier New"/>
+        </w:rPr>
+        <w:t>(</w:t>
+      </w:r>
+      <w:proofErr w:type="spellStart"/>
+      <w:r>
+        <w:rPr>
+          <w:rFonts w:ascii="Courier New" w:eastAsia="Courier New" w:hAnsi="Courier New" w:cs="Courier New"/>
+        </w:rPr>
+        <w:t>normalization.method</w:t>
+      </w:r>
+      <w:proofErr w:type="spellEnd"/>
+      <w:r>
+        <w:rPr>
+          <w:rFonts w:ascii="Courier New" w:eastAsia="Courier New" w:hAnsi="Courier New" w:cs="Courier New"/>
+        </w:rPr>
+        <w:t xml:space="preserve"> = “</w:t>
+      </w:r>
+      <w:proofErr w:type="spellStart"/>
+      <w:r>
+        <w:rPr>
+          <w:rFonts w:ascii="Courier New" w:eastAsia="Courier New" w:hAnsi="Courier New" w:cs="Courier New"/>
+        </w:rPr>
+        <w:t>LogNormalize</w:t>
+      </w:r>
+      <w:proofErr w:type="spellEnd"/>
+      <w:r>
+        <w:rPr>
+          <w:rFonts w:ascii="Courier New" w:eastAsia="Courier New" w:hAnsi="Courier New" w:cs="Courier New"/>
+        </w:rPr>
+        <w:t xml:space="preserve">”, </w:t>
+      </w:r>
+      <w:proofErr w:type="spellStart"/>
+      <w:r>
+        <w:rPr>
+          <w:rFonts w:ascii="Courier New" w:eastAsia="Courier New" w:hAnsi="Courier New" w:cs="Courier New"/>
+        </w:rPr>
+        <w:t>scale.factor</w:t>
+      </w:r>
+      <w:proofErr w:type="spellEnd"/>
+      <w:r>
+        <w:rPr>
+          <w:rFonts w:ascii="Courier New" w:eastAsia="Courier New" w:hAnsi="Courier New" w:cs="Courier New"/>
+        </w:rPr>
+        <w:t>=10000)</w:t>
       </w:r>
       <w:r>
         <w:t xml:space="preserve"> which divides the gene (or “feature”) count of each cell by the total counts for that cell, multiplies it by 10,000, and finally adds one and natural log transforms (</w:t>
@@ -466,21 +626,25 @@
       <w:r>
         <w:t xml:space="preserve">). We suggest using </w:t>
       </w:r>
+      <w:proofErr w:type="spellStart"/>
       <w:r>
         <w:rPr>
           <w:rFonts w:ascii="Courier New" w:eastAsia="Courier New" w:hAnsi="Courier New" w:cs="Courier New"/>
         </w:rPr>
         <w:t>fread</w:t>
       </w:r>
+      <w:proofErr w:type="spellEnd"/>
       <w:r>
         <w:t xml:space="preserve"> from the </w:t>
       </w:r>
+      <w:proofErr w:type="spellStart"/>
       <w:r>
         <w:rPr>
           <w:rFonts w:ascii="Courier New" w:eastAsia="Courier New" w:hAnsi="Courier New" w:cs="Courier New"/>
         </w:rPr>
         <w:t>data.table</w:t>
       </w:r>
+      <w:proofErr w:type="spellEnd"/>
       <w:r>
         <w:t xml:space="preserve"> R package for reading large expression matrices.</w:t>
       </w:r>
@@ -500,14 +664,38 @@
         <w:t>evaluation metric</w:t>
       </w:r>
       <w:r>
-        <w:t xml:space="preserve"> (see below) to the WT and TF KO scRNA-seq data to see how it performs. Those data are in the </w:t>
-      </w:r>
-      <w:r>
-        <w:rPr>
-          <w:b/>
-          <w:bCs/>
-        </w:rPr>
-        <w:t>CHOOSE-scRNA-seq</w:t>
+        <w:t xml:space="preserve"> (see below) to the WT and TF KO </w:t>
+      </w:r>
+      <w:proofErr w:type="spellStart"/>
+      <w:r>
+        <w:t>scRNA</w:t>
+      </w:r>
+      <w:proofErr w:type="spellEnd"/>
+      <w:r>
+        <w:t xml:space="preserve">-seq data to see how it performs. Those data are in the </w:t>
+      </w:r>
+      <w:r>
+        <w:rPr>
+          <w:b/>
+          <w:bCs/>
+        </w:rPr>
+        <w:t>CHOOSE-</w:t>
+      </w:r>
+      <w:proofErr w:type="spellStart"/>
+      <w:r>
+        <w:rPr>
+          <w:b/>
+          <w:bCs/>
+        </w:rPr>
+        <w:t>scRNA</w:t>
+      </w:r>
+      <w:proofErr w:type="spellEnd"/>
+      <w:r>
+        <w:rPr>
+          <w:b/>
+          <w:bCs/>
+        </w:rPr>
+        <w:t>-seq</w:t>
       </w:r>
       <w:r>
         <w:t xml:space="preserve"> subfolder of the Data folder, with metadata in </w:t>
@@ -534,23 +722,35 @@
         </w:r>
       </w:hyperlink>
       <w:r>
-        <w:t xml:space="preserve">. The metadata and data are formatted and normalized as the mulitome data above, with the one important exception that these data include TF KOs, which are indicated in the </w:t>
-      </w:r>
+        <w:t xml:space="preserve">. The metadata and data are formatted and normalized as the </w:t>
+      </w:r>
+      <w:proofErr w:type="spellStart"/>
+      <w:r>
+        <w:t>mulitome</w:t>
+      </w:r>
+      <w:proofErr w:type="spellEnd"/>
+      <w:r>
+        <w:t xml:space="preserve"> data above, with the one important exception that these data include TF KOs, which are indicated in the </w:t>
+      </w:r>
+      <w:proofErr w:type="spellStart"/>
       <w:r>
         <w:rPr>
           <w:rFonts w:ascii="Courier New" w:eastAsia="Courier New" w:hAnsi="Courier New" w:cs="Courier New"/>
         </w:rPr>
         <w:t>gRNA_perturb</w:t>
       </w:r>
+      <w:proofErr w:type="spellEnd"/>
       <w:r>
         <w:t xml:space="preserve"> column of the metadata. </w:t>
       </w:r>
+      <w:proofErr w:type="spellStart"/>
       <w:r>
         <w:rPr>
           <w:rFonts w:ascii="Courier New" w:eastAsia="Courier New" w:hAnsi="Courier New" w:cs="Courier New"/>
         </w:rPr>
         <w:t>gRNA_perturb</w:t>
       </w:r>
+      <w:proofErr w:type="spellEnd"/>
       <w:r>
         <w:t xml:space="preserve"> is </w:t>
       </w:r>
@@ -561,7 +761,15 @@
         <w:t>CTRL</w:t>
       </w:r>
       <w:r>
-        <w:t xml:space="preserve"> for WT cells and otherwise is the gene symbol name of the KO’ed TF.</w:t>
+        <w:t xml:space="preserve"> for WT cells and otherwise is the gene symbol name of the </w:t>
+      </w:r>
+      <w:proofErr w:type="spellStart"/>
+      <w:r>
+        <w:t>KO’ed</w:t>
+      </w:r>
+      <w:proofErr w:type="spellEnd"/>
+      <w:r>
+        <w:t xml:space="preserve"> TF.</w:t>
       </w:r>
     </w:p>
     <w:p/>
@@ -599,7 +807,15 @@
         </w:r>
       </w:hyperlink>
       <w:r>
-        <w:t xml:space="preserve">) is a more efficient and robust implementation of GRNBoost. However, the conceptual approach is similar and best described in the original manuscript </w:t>
+        <w:t xml:space="preserve">) is a more efficient and robust implementation of </w:t>
+      </w:r>
+      <w:proofErr w:type="spellStart"/>
+      <w:r>
+        <w:t>GRNBoost</w:t>
+      </w:r>
+      <w:proofErr w:type="spellEnd"/>
+      <w:r>
+        <w:t xml:space="preserve">. However, the conceptual approach is similar and best described in the original manuscript </w:t>
       </w:r>
       <w:hyperlink r:id="rId15">
         <w:r>
@@ -624,6 +840,7 @@
         <w:t xml:space="preserve">regression to learn a relationship between a (potential target) gene and all input TFs. More specifically, the expression of input TFs is used to predict the expression of each target gene. The weight of each TF in a gene’s regression model is reported as its (non-negative) importance. We use the python-based </w:t>
       </w:r>
       <w:hyperlink r:id="rId16">
+        <w:proofErr w:type="spellStart"/>
         <w:r>
           <w:rPr>
             <w:color w:val="1155CC"/>
@@ -631,6 +848,7 @@
           </w:rPr>
           <w:t>arboreto</w:t>
         </w:r>
+        <w:proofErr w:type="spellEnd"/>
       </w:hyperlink>
       <w:r>
         <w:t xml:space="preserve"> implementation of GRNBoost2. We postprocess the importance outputs to compute a p-value (as the upper tail of the normal cumulative distribution function centered at 0 with standard deviation computed from cell type- and TF-specific importances). We label putative TF target interactions as significant if they are above four standard deviations from the mean.</w:t>
@@ -652,8 +870,17 @@
           <w:b/>
           <w:bCs/>
         </w:rPr>
-        <w:t>CHOOSE multiome</w:t>
-      </w:r>
+        <w:t xml:space="preserve">CHOOSE </w:t>
+      </w:r>
+      <w:proofErr w:type="spellStart"/>
+      <w:r>
+        <w:rPr>
+          <w:b/>
+          <w:bCs/>
+        </w:rPr>
+        <w:t>multiome</w:t>
+      </w:r>
+      <w:proofErr w:type="spellEnd"/>
       <w:r>
         <w:t xml:space="preserve"> data within the </w:t>
       </w:r>
@@ -686,6 +913,7 @@
         </w:rPr>
         <w:t xml:space="preserve">. Each row lists a putative TF target. Amongst other columns, the cell type is in </w:t>
       </w:r>
+      <w:proofErr w:type="spellStart"/>
       <w:r>
         <w:rPr>
           <w:rFonts w:ascii="Courier New" w:eastAsia="Courier New" w:hAnsi="Courier New" w:cs="Courier New"/>
@@ -694,6 +922,7 @@
         </w:rPr>
         <w:t>cell.type</w:t>
       </w:r>
+      <w:proofErr w:type="spellEnd"/>
       <w:r>
         <w:rPr>
           <w:color w:val="1F2328"/>
@@ -729,7 +958,23 @@
           <w:color w:val="1F2328"/>
           <w:highlight w:val="white"/>
         </w:rPr>
-        <w:t xml:space="preserve">, the predicted mode of regulation (MoR) is in </w:t>
+        <w:t>, the predicted mode of regulation (</w:t>
+      </w:r>
+      <w:proofErr w:type="spellStart"/>
+      <w:r>
+        <w:rPr>
+          <w:color w:val="1F2328"/>
+          <w:highlight w:val="white"/>
+        </w:rPr>
+        <w:t>MoR</w:t>
+      </w:r>
+      <w:proofErr w:type="spellEnd"/>
+      <w:r>
+        <w:rPr>
+          <w:color w:val="1F2328"/>
+          <w:highlight w:val="white"/>
+        </w:rPr>
+        <w:t xml:space="preserve">) is in </w:t>
       </w:r>
       <w:r>
         <w:rPr>
@@ -759,7 +1004,23 @@
           <w:color w:val="1F2328"/>
           <w:highlight w:val="white"/>
         </w:rPr>
-        <w:t xml:space="preserve">. MoR (a termed used by our evaluation metric) is between -1 and 1, with the absolute value indicating the strength of the TF target interaction (higher absolute values imply stronger interactions) and the sign indicating the direction of regulation (with positive values indicating TF induction/positive regulation of the target and negative values indicating TF repression/negative regulation of the target). </w:t>
+        <w:t xml:space="preserve">. </w:t>
+      </w:r>
+      <w:proofErr w:type="spellStart"/>
+      <w:r>
+        <w:rPr>
+          <w:color w:val="1F2328"/>
+          <w:highlight w:val="white"/>
+        </w:rPr>
+        <w:t>MoR</w:t>
+      </w:r>
+      <w:proofErr w:type="spellEnd"/>
+      <w:r>
+        <w:rPr>
+          <w:color w:val="1F2328"/>
+          <w:highlight w:val="white"/>
+        </w:rPr>
+        <w:t xml:space="preserve"> (a termed used by our evaluation metric) is between -1 and 1, with the absolute value indicating the strength of the TF target interaction (higher absolute values imply stronger interactions) and the sign indicating the direction of regulation (with positive values indicating TF induction/positive regulation of the target and negative values indicating TF repression/negative regulation of the target). </w:t>
       </w:r>
     </w:p>
     <w:p>
@@ -820,14 +1081,22 @@
         <w:t>protein</w:t>
       </w:r>
       <w:r>
-        <w:t xml:space="preserve"> through the mRNA expression of its putative target genes. We compute a VIPER TF activity score for each WT cell and for each cell in which that TF is perturbed. We assume that the TF activity of WT cells will be larger than that of TF KO cells. We further assume that the magnitude of this shift between WT and TF KO cells increases with the accuracy of the set of TF target genes. As such, we evaluate TF target prediction methods (including GRNs like GRNBoost2) based on the magnitude of the shifts calculated from their inferences. We quantify the magnitude of the shift by using a one-tailed Wilcoxon test comparing the distribution of TF scores between WT and TF KO cells. We provide code to do this in the </w:t>
-      </w:r>
+        <w:t xml:space="preserve"> through the mRNA expression of its putative target genes. We compute a VIPER TF activity score for each WT cell and for each cell in which that TF is perturbed.</w:t>
+      </w:r>
+    </w:p>
+    <w:p/>
+    <w:p>
+      <w:r>
+        <w:t xml:space="preserve">We assume that the TF activity of WT cells will be larger than that of TF KO cells. We further assume that the magnitude of this shift between WT and TF KO cells increases with the accuracy of the set of TF target genes. As such, we evaluate TF target prediction methods (including GRNs like GRNBoost2) based on the magnitude of the shifts calculated from their inferences. We quantify the magnitude of the shift by using a one-tailed Wilcoxon test comparing the distribution of TF scores between WT and TF KO cells. We provide code to do this in the </w:t>
+      </w:r>
+      <w:proofErr w:type="spellStart"/>
       <w:r>
         <w:rPr>
           <w:rFonts w:ascii="Courier New" w:eastAsia="Courier New" w:hAnsi="Courier New" w:cs="Courier New"/>
         </w:rPr>
         <w:t>score.viper</w:t>
       </w:r>
+      <w:proofErr w:type="spellEnd"/>
       <w:r>
         <w:t xml:space="preserve"> function (in </w:t>
       </w:r>
@@ -837,18 +1106,29 @@
             <w:color w:val="1155CC"/>
             <w:u w:val="single"/>
           </w:rPr>
-          <w:t>apply-viper-evaluation.R</w:t>
+          <w:t>apply-viper-</w:t>
         </w:r>
+        <w:proofErr w:type="spellStart"/>
+        <w:r>
+          <w:rPr>
+            <w:color w:val="1155CC"/>
+            <w:u w:val="single"/>
+          </w:rPr>
+          <w:t>evaluation.R</w:t>
+        </w:r>
+        <w:proofErr w:type="spellEnd"/>
       </w:hyperlink>
       <w:r>
         <w:t xml:space="preserve">). That script demonstrates how to apply </w:t>
       </w:r>
+      <w:proofErr w:type="spellStart"/>
       <w:r>
         <w:rPr>
           <w:rFonts w:ascii="Courier New" w:eastAsia="Courier New" w:hAnsi="Courier New" w:cs="Courier New"/>
         </w:rPr>
         <w:t>score.viper</w:t>
       </w:r>
+      <w:proofErr w:type="spellEnd"/>
       <w:r>
         <w:t xml:space="preserve"> to GRNBoost2 results derived from the CHOOSE dataset. It generates a plot (</w:t>
       </w:r>
@@ -869,7 +1149,23 @@
           <w:b/>
           <w:bCs/>
         </w:rPr>
-        <w:t xml:space="preserve">Note that only one pair (TF BCL11A in cell type ctx_npc) is significant. This is the most reliable pair, and we recommend you focus on it during your testing. </w:t>
+        <w:t xml:space="preserve">Note that only one pair (TF BCL11A in cell type </w:t>
+      </w:r>
+      <w:proofErr w:type="spellStart"/>
+      <w:r>
+        <w:rPr>
+          <w:b/>
+          <w:bCs/>
+        </w:rPr>
+        <w:t>ctx_npc</w:t>
+      </w:r>
+      <w:proofErr w:type="spellEnd"/>
+      <w:r>
+        <w:rPr>
+          <w:b/>
+          <w:bCs/>
+        </w:rPr>
+        <w:t xml:space="preserve">) is significant. This is the most reliable pair, and we recommend you focus on it during your testing. </w:t>
       </w:r>
       <w:r>
         <w:t xml:space="preserve">The five other pairs may not have sufficient signal for </w:t>
@@ -882,7 +1178,11 @@
         <w:t xml:space="preserve">any </w:t>
       </w:r>
       <w:r>
-        <w:t xml:space="preserve">method to detect. That said, if your method can do so it may be especially likely to generalize to other datasets. All six TF/cell type pairs are in </w:t>
+        <w:t xml:space="preserve">method to detect. That said, if your </w:t>
+      </w:r>
+      <w:r>
+        <w:lastRenderedPageBreak/>
+        <w:t xml:space="preserve">method can do so it may be especially likely to generalize to other datasets. All six TF/cell type pairs are in </w:t>
       </w:r>
       <w:hyperlink r:id="rId22">
         <w:r>
@@ -913,7 +1213,23 @@
     <w:p/>
     <w:p>
       <w:r>
-        <w:t>VIPER is subtle. I find the methodological description in the original manuscript quite terse. In its full generality, VIPER assigns a putative TF target both a (non-negative) likelihood and a (signed) MoR. We set the likelihood to one for simplicity. It also attempts to account for shared targets across TFs via a pleotropy correction. This is useful when attempting to rank the relative activity of TFs. However, that is not relevant to our goal. As such, we do not apply that correction.</w:t>
+        <w:t xml:space="preserve">VIPER is subtle. I find the methodological description in the original manuscript quite terse. In its full generality, VIPER assigns a putative TF target both a (non-negative) likelihood and a (signed) </w:t>
+      </w:r>
+      <w:proofErr w:type="spellStart"/>
+      <w:r>
+        <w:t>MoR.</w:t>
+      </w:r>
+      <w:proofErr w:type="spellEnd"/>
+      <w:r>
+        <w:t xml:space="preserve"> We set the likelihood to one for simplicity. It also attempts to account for shared targets across TFs via a </w:t>
+      </w:r>
+      <w:proofErr w:type="spellStart"/>
+      <w:r>
+        <w:t>pleotropy</w:t>
+      </w:r>
+      <w:proofErr w:type="spellEnd"/>
+      <w:r>
+        <w:t xml:space="preserve"> correction. This is useful when attempting to rank the relative activity of TFs. However, that is not relevant to our goal. As such, we do not apply that correction.</w:t>
       </w:r>
     </w:p>
     <w:p/>
@@ -921,22 +1237,33 @@
       <w:r>
         <w:t xml:space="preserve">My understanding is based on supplementing that by reading the source code. We are using </w:t>
       </w:r>
+      <w:proofErr w:type="spellStart"/>
       <w:r>
         <w:rPr>
           <w:rFonts w:ascii="Courier New" w:eastAsia="Courier New" w:hAnsi="Courier New" w:cs="Courier New"/>
         </w:rPr>
         <w:t>run_viper</w:t>
       </w:r>
+      <w:proofErr w:type="spellEnd"/>
       <w:r>
         <w:t xml:space="preserve"> from the </w:t>
       </w:r>
       <w:hyperlink r:id="rId23">
+        <w:proofErr w:type="spellStart"/>
         <w:r>
           <w:rPr>
             <w:color w:val="1155CC"/>
             <w:u w:val="single"/>
           </w:rPr>
-          <w:t>decoupleR R package</w:t>
+          <w:t>decoupleR</w:t>
+        </w:r>
+        <w:proofErr w:type="spellEnd"/>
+        <w:r>
+          <w:rPr>
+            <w:color w:val="1155CC"/>
+            <w:u w:val="single"/>
+          </w:rPr>
+          <w:t xml:space="preserve"> R package</w:t>
         </w:r>
       </w:hyperlink>
       <w:r>
@@ -963,12 +1290,14 @@
       <w:r>
         <w:t xml:space="preserve"> from the Califano lab. And the heart of the logic is in the </w:t>
       </w:r>
+      <w:proofErr w:type="spellStart"/>
       <w:r>
         <w:rPr>
           <w:rFonts w:ascii="Courier New" w:eastAsia="Courier New" w:hAnsi="Courier New" w:cs="Courier New"/>
         </w:rPr>
         <w:t>aREA</w:t>
       </w:r>
+      <w:proofErr w:type="spellEnd"/>
       <w:r>
         <w:t xml:space="preserve"> function (</w:t>
       </w:r>
@@ -992,7 +1321,23 @@
         <w:t xml:space="preserve">or </w:t>
       </w:r>
       <w:r>
-        <w:t>if it is induced (high/positive GRN prediction score) and has high rank. VIPER performs a second “1-tail” test – here the cell’s genes are re-ranked such that those with extreme (low or high) expression values have highest rank and those with moderate expression have low rank. VIPER finally performs a “3-tail” test which combines the 1- and 2-tail tests. For each gene, the 1- and 2-tail gene scores are weighted according to the gene target’s mode of regulation (MoR). As explained above, MoR is between -1 (highly repressed by the TF) and +1 (highly induced by the TF). These weighted combinations are then summed across all genes to yield a final enrichment score (</w:t>
+        <w:t>if it is induced (high/positive GRN prediction score) and has high rank. VIPER performs a second “1-tail” test – here the cell’s genes are re-ranked such that those with extreme (low or high) expression values have highest rank and those with moderate expression have low rank. VIPER finally performs a “3-tail” test which combines the 1- and 2-tail tests. For each gene, the 1- and 2-tail gene scores are weighted according to the gene target’s mode of regulation (</w:t>
+      </w:r>
+      <w:proofErr w:type="spellStart"/>
+      <w:r>
+        <w:t>MoR</w:t>
+      </w:r>
+      <w:proofErr w:type="spellEnd"/>
+      <w:r>
+        <w:t xml:space="preserve">). As explained above, </w:t>
+      </w:r>
+      <w:proofErr w:type="spellStart"/>
+      <w:r>
+        <w:t>MoR</w:t>
+      </w:r>
+      <w:proofErr w:type="spellEnd"/>
+      <w:r>
+        <w:t xml:space="preserve"> is between -1 (highly repressed by the TF) and +1 (highly induced by the TF). These weighted combinations are then summed across all genes to yield a final enrichment score (</w:t>
       </w:r>
       <w:r>
         <w:rPr>
@@ -1007,11 +1352,27 @@
     <w:p/>
     <w:p>
       <w:r>
-        <w:t xml:space="preserve">I want to note a few apparent inconsistencies that have troubled me. Fig 1c of the original VIPER manuscript shows the method schematically. For example, the top of Fig 1c depicts an active TF “R1”, with arrows corresponding to predicted targets. Arrows are colored blue for predicted repressed/down regulated targets and red for predicted induced/up regulated targets. Arrows pointing up from R1 show their rank in the 1-tail test (labeled |GES| for Gene Expression Signature); whereas arrows pointing down from R1 show their rank in the 2-tail test (labeled GES). The 2-tail schematic is intuitive – it shows that predicted positively regulated targets (in red) have extreme high rank in the 2-tail test (first of two bars labeled GES) and negative regulated targets (in blue) have extreme low rank – upregulated targets and downregulated </w:t>
+        <w:t xml:space="preserve">I want to note a few apparent inconsistencies that have troubled me. Fig 1c of the original VIPER manuscript shows the method schematically. For example, the top of Fig 1c depicts an active TF “R1”, with arrows corresponding to predicted targets. Arrows are colored blue for predicted repressed/down regulated targets and red for predicted induced/up regulated targets. Arrows pointing up from R1 show their rank in the 1-tail test (labeled |GES| for Gene Expression Signature); whereas arrows pointing down from R1 show their rank in the 2-tail test (labeled GES). The 2-tail schematic is intuitive – it shows that predicted positively regulated targets (in </w:t>
       </w:r>
       <w:r>
         <w:lastRenderedPageBreak/>
-        <w:t xml:space="preserve">targets are at their respective extreme ends of the expression spectrum, as we would hope. Both the high and low ends contribute to high scores, because the quantile normalized ranks are weighted by the signed MoR. Hence, repressed targets (with negative MoR) that are ranked low (and have negative quantile normalized scores) will make a </w:t>
+        <w:t xml:space="preserve">red) have extreme high rank in the 2-tail test (first of two bars labeled GES) and negative regulated targets (in blue) have extreme low rank – upregulated targets and downregulated targets are at their respective extreme ends of the expression spectrum, as we would hope. Both the high and low ends contribute to high scores, because the quantile normalized ranks are weighted by the signed </w:t>
+      </w:r>
+      <w:proofErr w:type="spellStart"/>
+      <w:r>
+        <w:t>MoR.</w:t>
+      </w:r>
+      <w:proofErr w:type="spellEnd"/>
+      <w:r>
+        <w:t xml:space="preserve"> Hence, repressed targets (with negative </w:t>
+      </w:r>
+      <w:proofErr w:type="spellStart"/>
+      <w:r>
+        <w:t>MoR</w:t>
+      </w:r>
+      <w:proofErr w:type="spellEnd"/>
+      <w:r>
+        <w:t xml:space="preserve">) that are ranked low (and have negative quantile normalized scores) will make a </w:t>
       </w:r>
       <w:r>
         <w:rPr>
@@ -1021,7 +1382,15 @@
         <w:t xml:space="preserve">positive </w:t>
       </w:r>
       <w:r>
-        <w:t xml:space="preserve">contribution to the score. This logic depends on weighting by the signed MoR, as the code does. The methods section of the manuscript instead incorrectly states that the 2-tailed score (referred to as </w:t>
+        <w:t xml:space="preserve">contribution to the score. This logic depends on weighting by the signed </w:t>
+      </w:r>
+      <w:proofErr w:type="spellStart"/>
+      <w:r>
+        <w:t>MoR</w:t>
+      </w:r>
+      <w:proofErr w:type="spellEnd"/>
+      <w:r>
+        <w:t xml:space="preserve">, as the code does. The methods section of the manuscript instead incorrectly states that the 2-tailed score (referred to as </w:t>
       </w:r>
       <w:r>
         <w:rPr>
@@ -1037,7 +1406,23 @@
         <w:t>2</w:t>
       </w:r>
       <w:r>
-        <w:t xml:space="preserve">) is scaled by the magnitude of MoR, |MoR|. Further, I believe the 1-tail schematic is backwards – there the targets have low rank (which would translate to low scores). Presumably, the intent was to show a set of targets that scored highly under both the 1- and 2-tail tests. As such, the targets should be concentrated at the high rank end (right hand side) in the 1-tail schematic.  </w:t>
+        <w:t xml:space="preserve">) is scaled by the magnitude of </w:t>
+      </w:r>
+      <w:proofErr w:type="spellStart"/>
+      <w:r>
+        <w:t>MoR</w:t>
+      </w:r>
+      <w:proofErr w:type="spellEnd"/>
+      <w:r>
+        <w:t>, |</w:t>
+      </w:r>
+      <w:proofErr w:type="spellStart"/>
+      <w:r>
+        <w:t>MoR</w:t>
+      </w:r>
+      <w:proofErr w:type="spellEnd"/>
+      <w:r>
+        <w:t xml:space="preserve">|. Further, I believe the 1-tail schematic is backwards – there the targets have low rank (which would translate to low scores). Presumably, the intent was to show a set of targets that scored highly under both the 1- and 2-tail tests. As such, the targets should be concentrated at the high rank end (right hand side) in the 1-tail schematic.  </w:t>
       </w:r>
     </w:p>
     <w:p/>
@@ -1045,6 +1430,7 @@
       <w:r>
         <w:t xml:space="preserve">Having motivated the approach abstractly and discussed some (potential) flaws in its presentation, let’s define it precisely. Within a particular cell, let </w:t>
       </w:r>
+      <w:proofErr w:type="spellStart"/>
       <w:r>
         <w:rPr>
           <w:i/>
@@ -1060,6 +1446,7 @@
         </w:rPr>
         <w:t>i</w:t>
       </w:r>
+      <w:proofErr w:type="spellEnd"/>
       <w:r>
         <w:t xml:space="preserve"> be the expression of gene </w:t>
       </w:r>
@@ -1268,7 +1655,15 @@
     </w:p>
     <w:p>
       <w:r>
-        <w:t xml:space="preserve">weighted by the (signed) Mode of Regulation (MoR) of gene </w:t>
+        <w:t>weighted by the (signed) Mode of Regulation (</w:t>
+      </w:r>
+      <w:proofErr w:type="spellStart"/>
+      <w:r>
+        <w:t>MoR</w:t>
+      </w:r>
+      <w:proofErr w:type="spellEnd"/>
+      <w:r>
+        <w:t xml:space="preserve">) of gene </w:t>
       </w:r>
       <w:r>
         <w:rPr>
@@ -1364,7 +1759,15 @@
     <w:p/>
     <w:p>
       <w:r>
-        <w:t>Recall that the MoR output by the GRN prediction method (and, hence, input to VIPER) should be between -1 and 1. This is enforced if necessary.</w:t>
+        <w:t xml:space="preserve">Recall that the </w:t>
+      </w:r>
+      <w:proofErr w:type="spellStart"/>
+      <w:r>
+        <w:t>MoR</w:t>
+      </w:r>
+      <w:proofErr w:type="spellEnd"/>
+      <w:r>
+        <w:t xml:space="preserve"> output by the GRN prediction method (and, hence, input to VIPER) should be between -1 and 1. This is enforced if necessary.</w:t>
       </w:r>
     </w:p>
     <w:p/>
@@ -1691,7 +2094,11 @@
         <w:t>1-tail test</w:t>
       </w:r>
       <w:r>
-        <w:t xml:space="preserve">, genes at the extreme low and high ends of the expression spectrum are assigned high ranks, which are subsequently weighted by positive values. This results in the 1-tail test prioritizing genes at the extremes of the expression spectrum. The essence of the 1-tail test is the extreme-sensitive (normalize) ranking </w:t>
+        <w:t xml:space="preserve">, genes at the extreme low and high ends of the expression spectrum are assigned high ranks, which are subsequently weighted by positive values. This results in the 1-tail test prioritizing genes at the extremes of the expression spectrum. The essence of the 1-tail </w:t>
+      </w:r>
+      <w:r>
+        <w:lastRenderedPageBreak/>
+        <w:t xml:space="preserve">test is the extreme-sensitive (normalize) ranking </w:t>
       </w:r>
       <w:r>
         <w:rPr>
@@ -1737,11 +2144,7 @@
         <w:t>2,i</w:t>
       </w:r>
       <w:r>
-        <w:t xml:space="preserve"> such </w:t>
-      </w:r>
-      <w:r>
-        <w:lastRenderedPageBreak/>
-        <w:t xml:space="preserve">that values near </w:t>
+        <w:t xml:space="preserve"> such that values near </w:t>
       </w:r>
       <w:r>
         <w:rPr>
@@ -1965,7 +2368,11 @@
         <w:t>1,i</w:t>
       </w:r>
       <w:r>
-        <w:t xml:space="preserve"> are then weighted by the positive 1 - | MoR</w:t>
+        <w:t xml:space="preserve"> are then weighted by the positive 1 - | </w:t>
+      </w:r>
+      <w:proofErr w:type="spellStart"/>
+      <w:r>
+        <w:t>MoR</w:t>
       </w:r>
       <w:r>
         <w:rPr>
@@ -1973,8 +2380,13 @@
         </w:rPr>
         <w:t>i</w:t>
       </w:r>
-      <w:r>
-        <w:t xml:space="preserve"> | (since MoR</w:t>
+      <w:proofErr w:type="spellEnd"/>
+      <w:r>
+        <w:t xml:space="preserve"> | (since </w:t>
+      </w:r>
+      <w:proofErr w:type="spellStart"/>
+      <w:r>
+        <w:t>MoR</w:t>
       </w:r>
       <w:r>
         <w:rPr>
@@ -1982,6 +2394,7 @@
         </w:rPr>
         <w:t>i</w:t>
       </w:r>
+      <w:proofErr w:type="spellEnd"/>
       <w:r>
         <w:t xml:space="preserve"> is between -1 and 1) and summed</w:t>
       </w:r>
@@ -2087,7 +2500,15 @@
         <w:t>2</w:t>
       </w:r>
       <w:r>
-        <w:t xml:space="preserve"> (positively, if the extreme expression is consistent with the direction of MoR and negatively, otherwise). Genes with moderate expression will not contribute to </w:t>
+        <w:t xml:space="preserve"> (positively, if the extreme expression is consistent with the direction of </w:t>
+      </w:r>
+      <w:proofErr w:type="spellStart"/>
+      <w:r>
+        <w:t>MoR</w:t>
+      </w:r>
+      <w:proofErr w:type="spellEnd"/>
+      <w:r>
+        <w:t xml:space="preserve"> and negatively, otherwise). Genes with moderate expression will not contribute to </w:t>
       </w:r>
       <w:r>
         <w:rPr>
@@ -2230,12 +2651,14 @@
       <w:r>
         <w:t xml:space="preserve">You should submit a function that outputs TF targets. This function should have the same signature as our </w:t>
       </w:r>
+      <w:proofErr w:type="spellStart"/>
       <w:r>
         <w:rPr>
           <w:rFonts w:ascii="Courier New" w:eastAsia="Courier New" w:hAnsi="Courier New" w:cs="Courier New"/>
         </w:rPr>
         <w:t>score.viper</w:t>
       </w:r>
+      <w:proofErr w:type="spellEnd"/>
       <w:r>
         <w:t xml:space="preserve"> function (in </w:t>
       </w:r>
@@ -2245,36 +2668,91 @@
             <w:color w:val="1155CC"/>
             <w:u w:val="single"/>
           </w:rPr>
-          <w:t>apply-viper-evaluation.R</w:t>
+          <w:t>apply-viper-</w:t>
         </w:r>
+        <w:proofErr w:type="spellStart"/>
+        <w:r>
+          <w:rPr>
+            <w:color w:val="1155CC"/>
+            <w:u w:val="single"/>
+          </w:rPr>
+          <w:t>evaluation.R</w:t>
+        </w:r>
+        <w:proofErr w:type="spellEnd"/>
       </w:hyperlink>
       <w:r>
-        <w:t xml:space="preserve">). In particular, note that it does not hardcore the cell type and perturbation columns, but rather has defaults (to </w:t>
-      </w:r>
+        <w:t xml:space="preserve">). </w:t>
+      </w:r>
+    </w:p>
+    <w:p/>
+    <w:p>
+      <w:r>
+        <w:t>In particular, note that it does not hardco</w:t>
+      </w:r>
+      <w:r>
+        <w:t>d</w:t>
+      </w:r>
+      <w:r>
+        <w:t xml:space="preserve">e the cell type and perturbation columns, but rather has defaults (to </w:t>
+      </w:r>
+      <w:proofErr w:type="spellStart"/>
       <w:r>
         <w:rPr>
           <w:rFonts w:ascii="Courier New" w:eastAsia="Courier New" w:hAnsi="Courier New" w:cs="Courier New"/>
         </w:rPr>
         <w:t>celltype_jf</w:t>
       </w:r>
+      <w:proofErr w:type="spellEnd"/>
       <w:r>
         <w:t xml:space="preserve"> and </w:t>
       </w:r>
+      <w:proofErr w:type="spellStart"/>
       <w:r>
         <w:rPr>
           <w:rFonts w:ascii="Courier New" w:eastAsia="Courier New" w:hAnsi="Courier New" w:cs="Courier New"/>
         </w:rPr>
         <w:t>gRNA_perturb</w:t>
       </w:r>
-      <w:r>
-        <w:t>) that can be overridden. Your function should return a data.frame with the same columns as score.viper. In particular, each row corresponds to a cell. Columns indicate the cell’s type (</w:t>
-      </w:r>
+      <w:proofErr w:type="spellEnd"/>
+      <w:r>
+        <w:t xml:space="preserve">) that can be overridden. </w:t>
+      </w:r>
+    </w:p>
+    <w:p/>
+    <w:p>
+      <w:r>
+        <w:t xml:space="preserve">Your function should return a </w:t>
+      </w:r>
+      <w:proofErr w:type="spellStart"/>
+      <w:r>
+        <w:t>data.frame</w:t>
+      </w:r>
+      <w:proofErr w:type="spellEnd"/>
+      <w:r>
+        <w:t xml:space="preserve"> with the same columns as </w:t>
+      </w:r>
+      <w:proofErr w:type="spellStart"/>
+      <w:r>
+        <w:t>score.viper</w:t>
+      </w:r>
+      <w:proofErr w:type="spellEnd"/>
+      <w:r>
+        <w:t xml:space="preserve">. </w:t>
+      </w:r>
+    </w:p>
+    <w:p/>
+    <w:p>
+      <w:r>
+        <w:t>In particular, each row corresponds to a cell. Columns indicate the cell’s type (</w:t>
+      </w:r>
+      <w:proofErr w:type="spellStart"/>
       <w:r>
         <w:rPr>
           <w:rFonts w:ascii="Courier New" w:eastAsia="Courier New" w:hAnsi="Courier New" w:cs="Courier New"/>
         </w:rPr>
         <w:t>cell.type</w:t>
       </w:r>
+      <w:proofErr w:type="spellEnd"/>
       <w:r>
         <w:t xml:space="preserve">), the </w:t>
       </w:r>
@@ -2321,7 +2799,11 @@
         <w:t xml:space="preserve">TF </w:t>
       </w:r>
       <w:r>
-        <w:t xml:space="preserve">(KO if perturbation is the TF or WT if perturbation is none). Scores will be evaluated independently for each cell type/TF pair. Within that pair, lower scores indicate less activity of the TF than higher scores. In that sense, the relative value of scores is important – their sign or absolute value is not relevant. You should report the activity of each TF for all WT cells and of each particular TF that is perturbed in a given cell. </w:t>
+        <w:t xml:space="preserve">(KO if perturbation is the TF or WT if perturbation is none). Scores will be evaluated independently for each cell </w:t>
+      </w:r>
+      <w:r>
+        <w:lastRenderedPageBreak/>
+        <w:t xml:space="preserve">type/TF pair. Within that pair, lower scores indicate less activity of the TF than higher scores. In that sense, the relative value of scores is important – their sign or absolute value is not relevant. You should report the activity of each TF for all WT cells and of each particular TF that is perturbed in a given cell. </w:t>
       </w:r>
     </w:p>
     <w:p/>
@@ -2337,7 +2819,6 @@
           <w:b/>
           <w:bCs/>
         </w:rPr>
-        <w:lastRenderedPageBreak/>
         <w:t>Tasks and associated grades associated with this final project are listed below:</w:t>
       </w:r>
     </w:p>
@@ -2478,7 +2959,15 @@
     </w:p>
     <w:p>
       <w:r>
-        <w:t>To learn more about the goals of the MorPhiC consortium, you can check  out the following marker paper:</w:t>
+        <w:t xml:space="preserve">To learn more about the goals of the </w:t>
+      </w:r>
+      <w:proofErr w:type="spellStart"/>
+      <w:r>
+        <w:t>MorPhiC</w:t>
+      </w:r>
+      <w:proofErr w:type="spellEnd"/>
+      <w:r>
+        <w:t xml:space="preserve"> consortium, you can check  out the following marker paper:</w:t>
       </w:r>
     </w:p>
     <w:p>
@@ -2496,7 +2985,15 @@
         <w:t>et al.</w:t>
       </w:r>
       <w:r>
-        <w:t xml:space="preserve"> MorPhiC Consortium: towards functional characterization of all human genes. </w:t>
+        <w:t xml:space="preserve"> </w:t>
+      </w:r>
+      <w:proofErr w:type="spellStart"/>
+      <w:r>
+        <w:t>MorPhiC</w:t>
+      </w:r>
+      <w:proofErr w:type="spellEnd"/>
+      <w:r>
+        <w:t xml:space="preserve"> Consortium: towards functional characterization of all human genes. </w:t>
       </w:r>
       <w:r>
         <w:rPr>
@@ -2557,29 +3054,54 @@
           <w:color w:val="273540"/>
           <w:highlight w:val="white"/>
         </w:rPr>
-        <w:t xml:space="preserve">Badia-i-Mompel, Pau, et al. "Gene regulatory network inference in the era of single-cell multi-omics." </w:t>
-      </w:r>
-      <w:r>
-        <w:rPr>
-          <w:i/>
-          <w:iCs/>
+        <w:t>Badia-i-</w:t>
+      </w:r>
+      <w:proofErr w:type="spellStart"/>
+      <w:r>
+        <w:rPr>
           <w:color w:val="273540"/>
           <w:highlight w:val="white"/>
         </w:rPr>
-        <w:t>Nature Reviews Genetics</w:t>
-      </w:r>
+        <w:t>Mompel</w:t>
+      </w:r>
+      <w:proofErr w:type="spellEnd"/>
       <w:r>
         <w:rPr>
           <w:color w:val="273540"/>
           <w:highlight w:val="white"/>
         </w:rPr>
+        <w:t xml:space="preserve">, Pau, et al. "Gene regulatory network inference in the era of single-cell multi-omics." </w:t>
+      </w:r>
+      <w:r>
+        <w:rPr>
+          <w:i/>
+          <w:iCs/>
+          <w:color w:val="273540"/>
+          <w:highlight w:val="white"/>
+        </w:rPr>
+        <w:t>Nature Reviews Genetics</w:t>
+      </w:r>
+      <w:r>
+        <w:rPr>
+          <w:color w:val="273540"/>
+          <w:highlight w:val="white"/>
+        </w:rPr>
         <w:t xml:space="preserve"> 24.11 (2023): 739-754.</w:t>
       </w:r>
     </w:p>
     <w:p/>
     <w:p>
       <w:r>
-        <w:t xml:space="preserve">Moerman, Thomas, et al. "GRNBoost2 and Arboreto: efficient and scalable inference of gene regulatory networks." </w:t>
+        <w:lastRenderedPageBreak/>
+        <w:t xml:space="preserve">Moerman, Thomas, et al. "GRNBoost2 and </w:t>
+      </w:r>
+      <w:proofErr w:type="spellStart"/>
+      <w:r>
+        <w:t>Arboreto</w:t>
+      </w:r>
+      <w:proofErr w:type="spellEnd"/>
+      <w:r>
+        <w:t xml:space="preserve">: efficient and scalable inference of gene regulatory networks." </w:t>
       </w:r>
       <w:r>
         <w:rPr>
@@ -2622,7 +3144,6 @@
           <w:sz w:val="28"/>
           <w:szCs w:val="28"/>
         </w:rPr>
-        <w:lastRenderedPageBreak/>
         <w:t>DETAILS ON FINAL REPORT</w:t>
       </w:r>
     </w:p>
@@ -2729,7 +3250,21 @@
         <w:rPr>
           <w:color w:val="2D3B45"/>
         </w:rPr>
-        <w:t xml:space="preserve"> section, summarize and cite recent papers on scRNA-seq data analysis in the literature.</w:t>
+        <w:t xml:space="preserve"> section, summarize and cite recent papers on </w:t>
+      </w:r>
+      <w:proofErr w:type="spellStart"/>
+      <w:r>
+        <w:rPr>
+          <w:color w:val="2D3B45"/>
+        </w:rPr>
+        <w:t>scRNA</w:t>
+      </w:r>
+      <w:proofErr w:type="spellEnd"/>
+      <w:r>
+        <w:rPr>
+          <w:color w:val="2D3B45"/>
+        </w:rPr>
+        <w:t>-seq data analysis in the literature.</w:t>
       </w:r>
     </w:p>
     <w:p>
@@ -3054,6 +3589,7 @@
         <w:rPr>
           <w:color w:val="2D3B45"/>
         </w:rPr>
+        <w:lastRenderedPageBreak/>
         <w:t>(2 points) Clear description of results, and thoughtful discussion to support the observations. Proper use of graphs, charts, tables in the description of results. Figures/tables have captions, and are clearly labeled.</w:t>
       </w:r>
     </w:p>
@@ -3086,14 +3622,7 @@
         <w:rPr>
           <w:color w:val="2D3B45"/>
         </w:rPr>
-        <w:t xml:space="preserve">(2 points) Format: Report includes the required sections (Title,  Abstract, Introduction, Methods, Results and Discussion). The bibliography follows a </w:t>
-      </w:r>
-      <w:r>
-        <w:rPr>
-          <w:color w:val="2D3B45"/>
-        </w:rPr>
-        <w:lastRenderedPageBreak/>
-        <w:t>recognized scholarly style. Citations are thorough and well documented throughout the paper.</w:t>
+        <w:t>(2 points) Format: Report includes the required sections (Title,  Abstract, Introduction, Methods, Results and Discussion). The bibliography follows a recognized scholarly style. Citations are thorough and well documented throughout the paper.</w:t>
       </w:r>
     </w:p>
     <w:p>

--- a/ProjectDescriptions/TCSS 478_588 Winter 2026 group project V2.docx
+++ b/ProjectDescriptions/TCSS 478_588 Winter 2026 group project V2.docx
@@ -62,20 +62,52 @@
     </w:p>
     <w:p>
       <w:r>
-        <w:t xml:space="preserve">Your final project will be graded out of a total of 40 points, and will contribute 40% towards your final grade as stated in the syllabus. </w:t>
+        <w:t xml:space="preserve">Your final project will be graded out of a total of 40 </w:t>
+      </w:r>
+      <w:proofErr w:type="gramStart"/>
+      <w:r>
+        <w:t>points, and</w:t>
+      </w:r>
+      <w:proofErr w:type="gramEnd"/>
+      <w:r>
+        <w:t xml:space="preserve"> will contribute 40% towards your final grade as stated in the syllabus. </w:t>
       </w:r>
     </w:p>
     <w:p/>
     <w:p>
       <w:r>
-        <w:t xml:space="preserve">All work will be submitted via Canvas. Similar to the homework, late submissions </w:t>
-      </w:r>
-      <w:r>
-        <w:rPr>
-          <w:b/>
-          <w:bCs/>
-        </w:rPr>
-        <w:t>within 24-hour of the due date</w:t>
+        <w:t xml:space="preserve">All work will be submitted via Canvas. </w:t>
+      </w:r>
+      <w:proofErr w:type="gramStart"/>
+      <w:r>
+        <w:t>Similar to</w:t>
+      </w:r>
+      <w:proofErr w:type="gramEnd"/>
+      <w:r>
+        <w:t xml:space="preserve"> the homework, late submissions </w:t>
+      </w:r>
+      <w:r>
+        <w:rPr>
+          <w:b/>
+          <w:bCs/>
+        </w:rPr>
+        <w:t xml:space="preserve">within </w:t>
+      </w:r>
+      <w:proofErr w:type="gramStart"/>
+      <w:r>
+        <w:rPr>
+          <w:b/>
+          <w:bCs/>
+        </w:rPr>
+        <w:t>24-hour</w:t>
+      </w:r>
+      <w:proofErr w:type="gramEnd"/>
+      <w:r>
+        <w:rPr>
+          <w:b/>
+          <w:bCs/>
+        </w:rPr>
+        <w:t xml:space="preserve"> of the due date</w:t>
       </w:r>
       <w:r>
         <w:t xml:space="preserve"> will be accepted with a </w:t>
@@ -135,7 +167,15 @@
     </w:p>
     <w:p>
       <w:r>
-        <w:t xml:space="preserve">In class and asynchronous materials, we have discussed high-throughput technologies, such as bulk and single cell RNA sequencing, that can measure gene expression levels of thousands or tens of thousands of genes simultaneously. We also introduced bioinformatics resources and software tools that can be used to analyze biomedical data. </w:t>
+        <w:t xml:space="preserve">In class and asynchronous materials, we have discussed high-throughput technologies, such as bulk and single cell RNA sequencing, that can measure gene expression levels of thousands or </w:t>
+      </w:r>
+      <w:proofErr w:type="gramStart"/>
+      <w:r>
+        <w:t>tens</w:t>
+      </w:r>
+      <w:proofErr w:type="gramEnd"/>
+      <w:r>
+        <w:t xml:space="preserve"> of thousands of genes simultaneously. We also introduced bioinformatics resources and software tools that can be used to analyze biomedical data. </w:t>
       </w:r>
       <w:r>
         <w:rPr>
@@ -235,7 +275,15 @@
         </w:r>
       </w:hyperlink>
       <w:r>
-        <w:t xml:space="preserve">. In particular, DAVs are interested in inferring </w:t>
+        <w:t xml:space="preserve">. </w:t>
+      </w:r>
+      <w:proofErr w:type="gramStart"/>
+      <w:r>
+        <w:t>In particular, DAVs</w:t>
+      </w:r>
+      <w:proofErr w:type="gramEnd"/>
+      <w:r>
+        <w:t xml:space="preserve"> are interested in inferring </w:t>
       </w:r>
       <w:r>
         <w:rPr>
@@ -401,7 +449,15 @@
         <w:t>CRISPR-Cas9</w:t>
       </w:r>
       <w:r>
-        <w:t xml:space="preserve"> is an enzyme that occurs naturally in the bacterial immune system and has the ability to cut DNA. It is localized to an individual target gene by a </w:t>
+        <w:t xml:space="preserve"> is an enzyme that occurs naturally in the bacterial immune system and </w:t>
+      </w:r>
+      <w:proofErr w:type="gramStart"/>
+      <w:r>
+        <w:t>has the ability to</w:t>
+      </w:r>
+      <w:proofErr w:type="gramEnd"/>
+      <w:r>
+        <w:t xml:space="preserve"> cut DNA. It is localized to an individual target gene by a </w:t>
       </w:r>
       <w:r>
         <w:rPr>
@@ -437,7 +493,15 @@
       </w:r>
       <w:proofErr w:type="spellEnd"/>
       <w:r>
-        <w:t xml:space="preserve"> guarantee that the gene was actually perturbed (despite the presence of the targeting gRNA) nor can it guarantee that both copies of the gene (on autosomal chromosomes) are disrupted – that is, the induced mutation may be hetero- rather than homo-</w:t>
+        <w:t xml:space="preserve"> guarantee that the gene was </w:t>
+      </w:r>
+      <w:proofErr w:type="gramStart"/>
+      <w:r>
+        <w:t>actually perturbed</w:t>
+      </w:r>
+      <w:proofErr w:type="gramEnd"/>
+      <w:r>
+        <w:t xml:space="preserve"> (despite the presence of the targeting gRNA) nor can it guarantee that both copies of the gene (on autosomal chromosomes) are disrupted – that is, the induced mutation may be hetero- rather than homo-</w:t>
       </w:r>
       <w:proofErr w:type="spellStart"/>
       <w:r>
@@ -463,6 +527,7 @@
         <w:t xml:space="preserve">expression component of the WT </w:t>
       </w:r>
       <w:proofErr w:type="spellStart"/>
+      <w:proofErr w:type="gramStart"/>
       <w:r>
         <w:rPr>
           <w:b/>
@@ -482,8 +547,17 @@
         </w:rPr>
         <w:t xml:space="preserve"> data</w:t>
       </w:r>
-      <w:r>
-        <w:t xml:space="preserve">. Those data should be used to develop your approach. They are in the </w:t>
+      <w:proofErr w:type="gramEnd"/>
+      <w:r>
+        <w:t xml:space="preserve">. </w:t>
+      </w:r>
+      <w:proofErr w:type="gramStart"/>
+      <w:r>
+        <w:t>Those</w:t>
+      </w:r>
+      <w:proofErr w:type="gramEnd"/>
+      <w:r>
+        <w:t xml:space="preserve"> data should be used to develop your approach. They are in the </w:t>
       </w:r>
       <w:r>
         <w:rPr>
@@ -548,17 +622,26 @@
         <w:t xml:space="preserve">. Each row of the metadata corresponds to a cell, with its cell id the row name. These cell ids are the column names of the data matrix. The cell type is provided in the </w:t>
       </w:r>
       <w:proofErr w:type="spellStart"/>
+      <w:proofErr w:type="gramStart"/>
       <w:r>
         <w:rPr>
           <w:rFonts w:ascii="Courier New" w:eastAsia="Courier New" w:hAnsi="Courier New" w:cs="Courier New"/>
         </w:rPr>
-        <w:t>celltype_jf</w:t>
+        <w:t>celltype</w:t>
+      </w:r>
+      <w:proofErr w:type="gramEnd"/>
+      <w:r>
+        <w:rPr>
+          <w:rFonts w:ascii="Courier New" w:eastAsia="Courier New" w:hAnsi="Courier New" w:cs="Courier New"/>
+        </w:rPr>
+        <w:t>_jf</w:t>
       </w:r>
       <w:proofErr w:type="spellEnd"/>
       <w:r>
         <w:t xml:space="preserve"> column. The data are log-normalized – i.e., we applied </w:t>
       </w:r>
       <w:proofErr w:type="spellStart"/>
+      <w:proofErr w:type="gramStart"/>
       <w:r>
         <w:rPr>
           <w:rFonts w:ascii="Courier New" w:eastAsia="Courier New" w:hAnsi="Courier New" w:cs="Courier New"/>
@@ -580,6 +663,7 @@
         <w:t>normalization.method</w:t>
       </w:r>
       <w:proofErr w:type="spellEnd"/>
+      <w:proofErr w:type="gramEnd"/>
       <w:r>
         <w:rPr>
           <w:rFonts w:ascii="Courier New" w:eastAsia="Courier New" w:hAnsi="Courier New" w:cs="Courier New"/>
@@ -601,6 +685,7 @@
         <w:t xml:space="preserve">”, </w:t>
       </w:r>
       <w:proofErr w:type="spellStart"/>
+      <w:proofErr w:type="gramStart"/>
       <w:r>
         <w:rPr>
           <w:rFonts w:ascii="Courier New" w:eastAsia="Courier New" w:hAnsi="Courier New" w:cs="Courier New"/>
@@ -608,6 +693,7 @@
         <w:t>scale.factor</w:t>
       </w:r>
       <w:proofErr w:type="spellEnd"/>
+      <w:proofErr w:type="gramEnd"/>
       <w:r>
         <w:rPr>
           <w:rFonts w:ascii="Courier New" w:eastAsia="Courier New" w:hAnsi="Courier New" w:cs="Courier New"/>
@@ -638,6 +724,7 @@
         <w:t xml:space="preserve"> from the </w:t>
       </w:r>
       <w:proofErr w:type="spellStart"/>
+      <w:proofErr w:type="gramStart"/>
       <w:r>
         <w:rPr>
           <w:rFonts w:ascii="Courier New" w:eastAsia="Courier New" w:hAnsi="Courier New" w:cs="Courier New"/>
@@ -645,6 +732,7 @@
         <w:t>data.table</w:t>
       </w:r>
       <w:proofErr w:type="spellEnd"/>
+      <w:proofErr w:type="gramEnd"/>
       <w:r>
         <w:t xml:space="preserve"> R package for reading large expression matrices.</w:t>
       </w:r>
@@ -914,6 +1002,7 @@
         <w:t xml:space="preserve">. Each row lists a putative TF target. Amongst other columns, the cell type is in </w:t>
       </w:r>
       <w:proofErr w:type="spellStart"/>
+      <w:proofErr w:type="gramStart"/>
       <w:r>
         <w:rPr>
           <w:rFonts w:ascii="Courier New" w:eastAsia="Courier New" w:hAnsi="Courier New" w:cs="Courier New"/>
@@ -923,6 +1012,7 @@
         <w:t>cell.type</w:t>
       </w:r>
       <w:proofErr w:type="spellEnd"/>
+      <w:proofErr w:type="gramEnd"/>
       <w:r>
         <w:rPr>
           <w:color w:val="1F2328"/>
@@ -1071,7 +1161,15 @@
         </w:r>
       </w:hyperlink>
       <w:r>
-        <w:t xml:space="preserve">. VIPER attempts to quantify the activity of a TF </w:t>
+        <w:t xml:space="preserve">. VIPER attempts to quantify the activity of </w:t>
+      </w:r>
+      <w:proofErr w:type="gramStart"/>
+      <w:r>
+        <w:t>a TF</w:t>
+      </w:r>
+      <w:proofErr w:type="gramEnd"/>
+      <w:r>
+        <w:t xml:space="preserve"> </w:t>
       </w:r>
       <w:r>
         <w:rPr>
@@ -1122,6 +1220,7 @@
         <w:t xml:space="preserve">). That script demonstrates how to apply </w:t>
       </w:r>
       <w:proofErr w:type="spellStart"/>
+      <w:proofErr w:type="gramStart"/>
       <w:r>
         <w:rPr>
           <w:rFonts w:ascii="Courier New" w:eastAsia="Courier New" w:hAnsi="Courier New" w:cs="Courier New"/>
@@ -1129,6 +1228,7 @@
         <w:t>score.viper</w:t>
       </w:r>
       <w:proofErr w:type="spellEnd"/>
+      <w:proofErr w:type="gramEnd"/>
       <w:r>
         <w:t xml:space="preserve"> to GRNBoost2 results derived from the CHOOSE dataset. It generates a plot (</w:t>
       </w:r>
@@ -1221,13 +1321,18 @@
       </w:r>
       <w:proofErr w:type="spellEnd"/>
       <w:r>
-        <w:t xml:space="preserve"> We set the likelihood to one for simplicity. It also attempts to account for shared targets across TFs via a </w:t>
+        <w:t xml:space="preserve"> We set the likelihood to one for simplicity. It also attempts to account for shared targets across TFs via </w:t>
+      </w:r>
+      <w:proofErr w:type="gramStart"/>
+      <w:r>
+        <w:t xml:space="preserve">a </w:t>
       </w:r>
       <w:proofErr w:type="spellStart"/>
       <w:r>
         <w:t>pleotropy</w:t>
       </w:r>
       <w:proofErr w:type="spellEnd"/>
+      <w:proofErr w:type="gramEnd"/>
       <w:r>
         <w:t xml:space="preserve"> correction. This is useful when attempting to rank the relative activity of TFs. However, that is not relevant to our goal. As such, we do not apply that correction.</w:t>
       </w:r>
@@ -1311,7 +1416,15 @@
         </w:r>
       </w:hyperlink>
       <w:r>
-        <w:t xml:space="preserve">). Note that VIPER has been applied to different molecular readouts – including log fold changes from differential expression analyses. We apply it to normalized expression values. Given this application and at an abstract level, within each cell (or sample) VIPER ranks genes based on their expression value – with lowly expressed genes having the lowest rank (i.e., near one). For a putative set of TF targets, it then looks for an enrichment of targets at either or both of the extreme ends of the rank — this is the so-called 2-tail test. A TF target will score well in the 2-tail test if it is repressed (low/negative GRN prediction score) and has low rank </w:t>
+        <w:t xml:space="preserve">). Note that VIPER has been applied to different molecular readouts – including log fold changes from differential expression analyses. We apply it to normalized expression values. Given this application and at an abstract level, within each cell (or sample) VIPER ranks genes based on their expression value – with lowly expressed genes having the lowest rank (i.e., near one). For a putative set of TF targets, it then looks for an enrichment of targets at either or </w:t>
+      </w:r>
+      <w:proofErr w:type="gramStart"/>
+      <w:r>
+        <w:t>both of the extreme</w:t>
+      </w:r>
+      <w:proofErr w:type="gramEnd"/>
+      <w:r>
+        <w:t xml:space="preserve"> ends of the rank — this is the so-called 2-tail test. A TF target will score well in the 2-tail test if it is repressed (low/negative GRN prediction score) and has low rank </w:t>
       </w:r>
       <w:r>
         <w:rPr>
@@ -1321,7 +1434,15 @@
         <w:t xml:space="preserve">or </w:t>
       </w:r>
       <w:r>
-        <w:t>if it is induced (high/positive GRN prediction score) and has high rank. VIPER performs a second “1-tail” test – here the cell’s genes are re-ranked such that those with extreme (low or high) expression values have highest rank and those with moderate expression have low rank. VIPER finally performs a “3-tail” test which combines the 1- and 2-tail tests. For each gene, the 1- and 2-tail gene scores are weighted according to the gene target’s mode of regulation (</w:t>
+        <w:t>if it is induced (high/positive GRN prediction score) and has high rank. VIPER performs a second “1-tail” test – here the cell’s genes are re-</w:t>
+      </w:r>
+      <w:proofErr w:type="gramStart"/>
+      <w:r>
+        <w:t>ranked</w:t>
+      </w:r>
+      <w:proofErr w:type="gramEnd"/>
+      <w:r>
+        <w:t xml:space="preserve"> such that those with extreme (low or high) expression values have highest rank and those with moderate expression have low rank. VIPER finally performs a “3-tail” test which combines the 1- and 2-tail tests. For each gene, the 1- and 2-tail gene scores are weighted according to the gene target’s mode of regulation (</w:t>
       </w:r>
       <w:proofErr w:type="spellStart"/>
       <w:r>
@@ -1346,7 +1467,15 @@
         <w:t>ES</w:t>
       </w:r>
       <w:r>
-        <w:t xml:space="preserve">) that quantifies the activity of the TF; its sign is that of the sum of the 1-tailed scores. For both the 1- and 2-tail tests, ranks are converted to scores by quantile normalizing them (to the normal distribution), such that low ranks (near 1) have low scores (near the left tail of the normal distribution cumulative density function) and high ranks have high scores (near the right tail of the cumulative density function). </w:t>
+        <w:t xml:space="preserve">) that quantifies the activity of the TF; its sign is that of the sum of the 1-tailed scores. For both the 1- and 2-tail tests, ranks are converted to scores by quantile normalizing them (to the normal distribution), such that low ranks (near 1) have low scores (near the left tail of the </w:t>
+      </w:r>
+      <w:proofErr w:type="gramStart"/>
+      <w:r>
+        <w:t>normal distribution</w:t>
+      </w:r>
+      <w:proofErr w:type="gramEnd"/>
+      <w:r>
+        <w:t xml:space="preserve"> cumulative density function) and high ranks have high scores (near the right tail of the cumulative density function). </w:t>
       </w:r>
     </w:p>
     <w:p/>
@@ -1503,6 +1632,7 @@
         </w:rPr>
         <w:t>q</w:t>
       </w:r>
+      <w:proofErr w:type="gramStart"/>
       <w:r>
         <w:rPr>
           <w:i/>
@@ -1511,6 +1641,7 @@
         </w:rPr>
         <w:t>2,i</w:t>
       </w:r>
+      <w:proofErr w:type="gramEnd"/>
       <w:r>
         <w:t xml:space="preserve"> be the normalized rank of gene </w:t>
       </w:r>
@@ -1531,6 +1662,7 @@
         </w:rPr>
         <w:t>q</w:t>
       </w:r>
+      <w:proofErr w:type="gramStart"/>
       <w:r>
         <w:rPr>
           <w:i/>
@@ -1539,6 +1671,7 @@
         </w:rPr>
         <w:t>2,i</w:t>
       </w:r>
+      <w:proofErr w:type="gramEnd"/>
       <w:r>
         <w:t xml:space="preserve"> corresponds to the lowest expressed gene).</w:t>
       </w:r>
@@ -1654,8 +1787,13 @@
       </w:pPr>
     </w:p>
     <w:p>
-      <w:r>
-        <w:t>weighted by the (signed) Mode of Regulation (</w:t>
+      <w:proofErr w:type="gramStart"/>
+      <w:r>
+        <w:t>weighted</w:t>
+      </w:r>
+      <w:proofErr w:type="gramEnd"/>
+      <w:r>
+        <w:t xml:space="preserve"> by the (signed) Mode of Regulation (</w:t>
       </w:r>
       <w:proofErr w:type="spellStart"/>
       <w:r>
@@ -1758,8 +1896,13 @@
     </w:p>
     <w:p/>
     <w:p>
-      <w:r>
-        <w:t xml:space="preserve">Recall that the </w:t>
+      <w:proofErr w:type="gramStart"/>
+      <w:r>
+        <w:t>Recall</w:t>
+      </w:r>
+      <w:proofErr w:type="gramEnd"/>
+      <w:r>
+        <w:t xml:space="preserve"> that the </w:t>
       </w:r>
       <w:proofErr w:type="spellStart"/>
       <w:r>
@@ -2107,6 +2250,7 @@
         </w:rPr>
         <w:t>q</w:t>
       </w:r>
+      <w:proofErr w:type="gramStart"/>
       <w:r>
         <w:rPr>
           <w:i/>
@@ -2115,6 +2259,7 @@
         </w:rPr>
         <w:t>1,i</w:t>
       </w:r>
+      <w:proofErr w:type="gramEnd"/>
       <w:r>
         <w:t xml:space="preserve"> of gene </w:t>
       </w:r>
@@ -2135,6 +2280,7 @@
         </w:rPr>
         <w:t>q</w:t>
       </w:r>
+      <w:proofErr w:type="gramStart"/>
       <w:r>
         <w:rPr>
           <w:i/>
@@ -2143,6 +2289,7 @@
         </w:rPr>
         <w:t>2,i</w:t>
       </w:r>
+      <w:proofErr w:type="gramEnd"/>
       <w:r>
         <w:t xml:space="preserve"> such that values near </w:t>
       </w:r>
@@ -2153,6 +2300,7 @@
         </w:rPr>
         <w:t>q</w:t>
       </w:r>
+      <w:proofErr w:type="gramStart"/>
       <w:r>
         <w:rPr>
           <w:i/>
@@ -2161,6 +2309,7 @@
         </w:rPr>
         <w:t>2,i</w:t>
       </w:r>
+      <w:proofErr w:type="gramEnd"/>
       <w:r>
         <w:t xml:space="preserve"> = 0 or </w:t>
       </w:r>
@@ -2171,6 +2320,7 @@
         </w:rPr>
         <w:t>q</w:t>
       </w:r>
+      <w:proofErr w:type="gramStart"/>
       <w:r>
         <w:rPr>
           <w:i/>
@@ -2179,6 +2329,7 @@
         </w:rPr>
         <w:t>2,i</w:t>
       </w:r>
+      <w:proofErr w:type="gramEnd"/>
       <w:r>
         <w:t xml:space="preserve"> = 1 have high </w:t>
       </w:r>
@@ -2189,6 +2340,7 @@
         </w:rPr>
         <w:t>q</w:t>
       </w:r>
+      <w:proofErr w:type="gramStart"/>
       <w:r>
         <w:rPr>
           <w:i/>
@@ -2197,6 +2349,7 @@
         </w:rPr>
         <w:t>1,i</w:t>
       </w:r>
+      <w:proofErr w:type="gramEnd"/>
       <w:r>
         <w:t xml:space="preserve"> near 1, whereas intermediate values near </w:t>
       </w:r>
@@ -2207,6 +2360,7 @@
         </w:rPr>
         <w:t>q</w:t>
       </w:r>
+      <w:proofErr w:type="gramStart"/>
       <w:r>
         <w:rPr>
           <w:i/>
@@ -2215,6 +2369,7 @@
         </w:rPr>
         <w:t>2,i</w:t>
       </w:r>
+      <w:proofErr w:type="gramEnd"/>
       <w:r>
         <w:t xml:space="preserve"> = 0.5 have low </w:t>
       </w:r>
@@ -2225,6 +2380,7 @@
         </w:rPr>
         <w:t>q</w:t>
       </w:r>
+      <w:proofErr w:type="gramStart"/>
       <w:r>
         <w:rPr>
           <w:i/>
@@ -2233,6 +2389,7 @@
         </w:rPr>
         <w:t>1,i</w:t>
       </w:r>
+      <w:proofErr w:type="gramEnd"/>
       <w:r>
         <w:t xml:space="preserve"> near 0:</w:t>
       </w:r>
@@ -2291,9 +2448,11 @@
       </w:pPr>
     </w:p>
     <w:p>
+      <w:proofErr w:type="gramStart"/>
       <w:r>
         <w:t>where</w:t>
       </w:r>
+      <w:proofErr w:type="gramEnd"/>
     </w:p>
     <w:p/>
     <w:p>
@@ -2349,8 +2508,21 @@
       </w:pPr>
     </w:p>
     <w:p>
-      <w:r>
-        <w:t xml:space="preserve">is a constant contributing a small, gene-independent shift. These </w:t>
+      <w:proofErr w:type="gramStart"/>
+      <w:r>
+        <w:t>is a constant</w:t>
+      </w:r>
+      <w:proofErr w:type="gramEnd"/>
+      <w:r>
+        <w:t xml:space="preserve"> </w:t>
+      </w:r>
+      <w:proofErr w:type="gramStart"/>
+      <w:r>
+        <w:t>contributing</w:t>
+      </w:r>
+      <w:proofErr w:type="gramEnd"/>
+      <w:r>
+        <w:t xml:space="preserve"> a small, gene-independent shift. These </w:t>
       </w:r>
       <w:r>
         <w:rPr>
@@ -2359,6 +2531,7 @@
         </w:rPr>
         <w:t>q</w:t>
       </w:r>
+      <w:proofErr w:type="gramStart"/>
       <w:r>
         <w:rPr>
           <w:i/>
@@ -2367,6 +2540,7 @@
         </w:rPr>
         <w:t>1,i</w:t>
       </w:r>
+      <w:proofErr w:type="gramEnd"/>
       <w:r>
         <w:t xml:space="preserve"> are then weighted by the positive 1 - | </w:t>
       </w:r>
@@ -2482,7 +2656,15 @@
     <w:p/>
     <w:p>
       <w:r>
-        <w:t xml:space="preserve">So, genes with extreme expression and strong predicted repression or induction will contribute to </w:t>
+        <w:t xml:space="preserve">So, genes with extreme </w:t>
+      </w:r>
+      <w:proofErr w:type="gramStart"/>
+      <w:r>
+        <w:t>expression</w:t>
+      </w:r>
+      <w:proofErr w:type="gramEnd"/>
+      <w:r>
+        <w:t xml:space="preserve"> and strong predicted repression or induction will contribute to </w:t>
       </w:r>
       <w:r>
         <w:rPr>
@@ -2686,8 +2868,13 @@
     </w:p>
     <w:p/>
     <w:p>
-      <w:r>
-        <w:t>In particular, note that it does not hardco</w:t>
+      <w:proofErr w:type="gramStart"/>
+      <w:r>
+        <w:t>In particular, note</w:t>
+      </w:r>
+      <w:proofErr w:type="gramEnd"/>
+      <w:r>
+        <w:t xml:space="preserve"> that it does not hardco</w:t>
       </w:r>
       <w:r>
         <w:t>d</w:t>
@@ -2724,28 +2911,38 @@
         <w:t xml:space="preserve">Your function should return a </w:t>
       </w:r>
       <w:proofErr w:type="spellStart"/>
+      <w:proofErr w:type="gramStart"/>
       <w:r>
         <w:t>data.frame</w:t>
       </w:r>
       <w:proofErr w:type="spellEnd"/>
+      <w:proofErr w:type="gramEnd"/>
       <w:r>
         <w:t xml:space="preserve"> with the same columns as </w:t>
       </w:r>
       <w:proofErr w:type="spellStart"/>
+      <w:proofErr w:type="gramStart"/>
       <w:r>
         <w:t>score.viper</w:t>
       </w:r>
       <w:proofErr w:type="spellEnd"/>
+      <w:proofErr w:type="gramEnd"/>
       <w:r>
         <w:t xml:space="preserve">. </w:t>
       </w:r>
     </w:p>
     <w:p/>
     <w:p>
-      <w:r>
-        <w:t>In particular, each row corresponds to a cell. Columns indicate the cell’s type (</w:t>
-      </w:r>
-      <w:proofErr w:type="spellStart"/>
+      <w:proofErr w:type="gramStart"/>
+      <w:r>
+        <w:t>In particular, each</w:t>
+      </w:r>
+      <w:proofErr w:type="gramEnd"/>
+      <w:r>
+        <w:t xml:space="preserve"> row corresponds to a cell. Columns indicate the cell’s type (</w:t>
+      </w:r>
+      <w:proofErr w:type="spellStart"/>
+      <w:proofErr w:type="gramStart"/>
       <w:r>
         <w:rPr>
           <w:rFonts w:ascii="Courier New" w:eastAsia="Courier New" w:hAnsi="Courier New" w:cs="Courier New"/>
@@ -2753,6 +2950,7 @@
         <w:t>cell.type</w:t>
       </w:r>
       <w:proofErr w:type="spellEnd"/>
+      <w:proofErr w:type="gramEnd"/>
       <w:r>
         <w:t xml:space="preserve">), the </w:t>
       </w:r>
@@ -2803,7 +3001,23 @@
       </w:r>
       <w:r>
         <w:lastRenderedPageBreak/>
-        <w:t xml:space="preserve">type/TF pair. Within that pair, lower scores indicate less activity of the TF than higher scores. In that sense, the relative value of scores is important – their sign or absolute value is not relevant. You should report the activity of each TF for all WT cells and of each particular TF that is perturbed in a given cell. </w:t>
+        <w:t xml:space="preserve">type/TF pair. Within that pair, lower scores indicate less activity of the TF than higher scores. In that sense, the relative value of scores is important – their sign or absolute value is not relevant. You should report the activity of each TF for all WT cells and of each </w:t>
+      </w:r>
+      <w:proofErr w:type="gramStart"/>
+      <w:r>
+        <w:t>particular TF</w:t>
+      </w:r>
+      <w:proofErr w:type="gramEnd"/>
+      <w:r>
+        <w:t xml:space="preserve"> that is perturbed </w:t>
+      </w:r>
+      <w:proofErr w:type="gramStart"/>
+      <w:r>
+        <w:t>in a given</w:t>
+      </w:r>
+      <w:proofErr w:type="gramEnd"/>
+      <w:r>
+        <w:t xml:space="preserve"> cell. </w:t>
       </w:r>
     </w:p>
     <w:p/>
@@ -2862,7 +3076,15 @@
         <w:ind w:left="720"/>
       </w:pPr>
       <w:r>
-        <w:t>Post your recorded presentation on Canvas Discussion Board. Your recorded presentation must be under 20 minutes, and include the division of labor.</w:t>
+        <w:t xml:space="preserve">Post your recorded presentation on Canvas Discussion Board. Your recorded presentation must be under 20 </w:t>
+      </w:r>
+      <w:proofErr w:type="gramStart"/>
+      <w:r>
+        <w:t>minutes, and</w:t>
+      </w:r>
+      <w:proofErr w:type="gramEnd"/>
+      <w:r>
+        <w:t xml:space="preserve"> include the division of labor.</w:t>
       </w:r>
     </w:p>
     <w:p/>
@@ -2880,7 +3102,15 @@
     <w:p/>
     <w:p>
       <w:r>
-        <w:t xml:space="preserve">You can use existing bioinformatics resources (including GitHub) and software tools as long as you </w:t>
+        <w:t xml:space="preserve">You can use existing bioinformatics resources (including GitHub) and software tools </w:t>
+      </w:r>
+      <w:proofErr w:type="gramStart"/>
+      <w:r>
+        <w:t>as long as</w:t>
+      </w:r>
+      <w:proofErr w:type="gramEnd"/>
+      <w:r>
+        <w:t xml:space="preserve"> you </w:t>
       </w:r>
       <w:r>
         <w:rPr>
@@ -2916,7 +3146,15 @@
         <w:t xml:space="preserve"> You can use either R or Python in this project.</w:t>
       </w:r>
       <w:r>
-        <w:t xml:space="preserve"> The use of generative AI is allowed as long as you cite the resource.</w:t>
+        <w:t xml:space="preserve"> The use of generative AI is allowed </w:t>
+      </w:r>
+      <w:proofErr w:type="gramStart"/>
+      <w:r>
+        <w:t>as long as</w:t>
+      </w:r>
+      <w:proofErr w:type="gramEnd"/>
+      <w:r>
+        <w:t xml:space="preserve"> you cite the resource.</w:t>
       </w:r>
     </w:p>
     <w:p>
@@ -2934,7 +3172,15 @@
         <w:t xml:space="preserve">Learning objectives: </w:t>
       </w:r>
       <w:r>
-        <w:t>You will acquire experience reading journal papers, hands-on experience analyzing published genomic data. You will also gain experience in giving scientific presentations, writing scientific reports and working as a team.</w:t>
+        <w:t xml:space="preserve">You will acquire experience reading journal papers, hands-on experience analyzing published genomic data. You will also gain experience </w:t>
+      </w:r>
+      <w:proofErr w:type="gramStart"/>
+      <w:r>
+        <w:t>in</w:t>
+      </w:r>
+      <w:proofErr w:type="gramEnd"/>
+      <w:r>
+        <w:t xml:space="preserve"> giving scientific presentations, writing scientific reports and working as a team.</w:t>
       </w:r>
     </w:p>
     <w:p/>
@@ -2967,7 +3213,23 @@
       </w:r>
       <w:proofErr w:type="spellEnd"/>
       <w:r>
-        <w:t xml:space="preserve"> consortium, you can check  out the following marker paper:</w:t>
+        <w:t xml:space="preserve"> consortium, you can </w:t>
+      </w:r>
+      <w:proofErr w:type="gramStart"/>
+      <w:r>
+        <w:t>check  out</w:t>
+      </w:r>
+      <w:proofErr w:type="gramEnd"/>
+      <w:r>
+        <w:t xml:space="preserve"> the </w:t>
+      </w:r>
+      <w:proofErr w:type="gramStart"/>
+      <w:r>
+        <w:t>following marker</w:t>
+      </w:r>
+      <w:proofErr w:type="gramEnd"/>
+      <w:r>
+        <w:t xml:space="preserve"> paper:</w:t>
       </w:r>
     </w:p>
     <w:p>
@@ -3160,13 +3422,23 @@
         </w:rPr>
         <w:t xml:space="preserve">The report is expected to include the following sections: </w:t>
       </w:r>
-      <w:r>
-        <w:rPr>
-          <w:b/>
-          <w:bCs/>
-          <w:color w:val="2D3B45"/>
-        </w:rPr>
-        <w:t>Title,  Abstract, Introduction, Methods, Results and Discussion</w:t>
+      <w:proofErr w:type="gramStart"/>
+      <w:r>
+        <w:rPr>
+          <w:b/>
+          <w:bCs/>
+          <w:color w:val="2D3B45"/>
+        </w:rPr>
+        <w:t>Title,  Abstract</w:t>
+      </w:r>
+      <w:proofErr w:type="gramEnd"/>
+      <w:r>
+        <w:rPr>
+          <w:b/>
+          <w:bCs/>
+          <w:color w:val="2D3B45"/>
+        </w:rPr>
+        <w:t>, Introduction, Methods, Results and Discussion</w:t>
       </w:r>
       <w:r>
         <w:rPr>
@@ -3286,7 +3558,21 @@
         <w:rPr>
           <w:color w:val="2D3B45"/>
         </w:rPr>
-        <w:t>You can choose to write your report using any word processing tools, such as Word, Google Doc, Latex, Overleaf etc.</w:t>
+        <w:t xml:space="preserve">You can choose to write your report using any word processing tools, such as Word, Google Doc, Latex, </w:t>
+      </w:r>
+      <w:proofErr w:type="gramStart"/>
+      <w:r>
+        <w:rPr>
+          <w:color w:val="2D3B45"/>
+        </w:rPr>
+        <w:t>Overleaf</w:t>
+      </w:r>
+      <w:proofErr w:type="gramEnd"/>
+      <w:r>
+        <w:rPr>
+          <w:color w:val="2D3B45"/>
+        </w:rPr>
+        <w:t xml:space="preserve"> etc.</w:t>
       </w:r>
     </w:p>
     <w:p>
@@ -3308,7 +3594,21 @@
         <w:rPr>
           <w:color w:val="2D3B45"/>
         </w:rPr>
-        <w:t>You are NOT required to use the following suggested templates, as long as your report contains all the required sections.</w:t>
+        <w:t xml:space="preserve">You are NOT required to use the following suggested templates, </w:t>
+      </w:r>
+      <w:proofErr w:type="gramStart"/>
+      <w:r>
+        <w:rPr>
+          <w:color w:val="2D3B45"/>
+        </w:rPr>
+        <w:t>as long as</w:t>
+      </w:r>
+      <w:proofErr w:type="gramEnd"/>
+      <w:r>
+        <w:rPr>
+          <w:color w:val="2D3B45"/>
+        </w:rPr>
+        <w:t xml:space="preserve"> your report contains all the required sections.</w:t>
       </w:r>
     </w:p>
     <w:p>
@@ -3447,7 +3747,21 @@
         <w:rPr>
           <w:color w:val="2D3B45"/>
         </w:rPr>
-        <w:t>(2 points) Clear description of results. Proper use of graphs, charts, tables in the description of results. Figures/tables have captions, and are clearly labeled.</w:t>
+        <w:t xml:space="preserve">(2 points) Clear description of results. Proper use of graphs, charts, tables in the description of results. Figures/tables have </w:t>
+      </w:r>
+      <w:proofErr w:type="gramStart"/>
+      <w:r>
+        <w:rPr>
+          <w:color w:val="2D3B45"/>
+        </w:rPr>
+        <w:t>captions, and</w:t>
+      </w:r>
+      <w:proofErr w:type="gramEnd"/>
+      <w:r>
+        <w:rPr>
+          <w:color w:val="2D3B45"/>
+        </w:rPr>
+        <w:t xml:space="preserve"> are clearly labeled.</w:t>
       </w:r>
     </w:p>
     <w:p>
@@ -3495,7 +3809,21 @@
         <w:rPr>
           <w:color w:val="2D3B45"/>
         </w:rPr>
-        <w:t>(2 points) Format: Report includes the required sections (Title,  Abstract, Introduction, Methods, Results and Discussion). Include citations and references.</w:t>
+        <w:t>(2 points) Format: Report includes the required sections (</w:t>
+      </w:r>
+      <w:proofErr w:type="gramStart"/>
+      <w:r>
+        <w:rPr>
+          <w:color w:val="2D3B45"/>
+        </w:rPr>
+        <w:t>Title,  Abstract</w:t>
+      </w:r>
+      <w:proofErr w:type="gramEnd"/>
+      <w:r>
+        <w:rPr>
+          <w:color w:val="2D3B45"/>
+        </w:rPr>
+        <w:t>, Introduction, Methods, Results and Discussion). Include citations and references.</w:t>
       </w:r>
     </w:p>
     <w:p>
@@ -3590,7 +3918,21 @@
           <w:color w:val="2D3B45"/>
         </w:rPr>
         <w:lastRenderedPageBreak/>
-        <w:t>(2 points) Clear description of results, and thoughtful discussion to support the observations. Proper use of graphs, charts, tables in the description of results. Figures/tables have captions, and are clearly labeled.</w:t>
+        <w:t xml:space="preserve">(2 points) Clear description of results, and thoughtful discussion to support the observations. Proper use of graphs, charts, tables in the description of results. Figures/tables have </w:t>
+      </w:r>
+      <w:proofErr w:type="gramStart"/>
+      <w:r>
+        <w:rPr>
+          <w:color w:val="2D3B45"/>
+        </w:rPr>
+        <w:t>captions, and</w:t>
+      </w:r>
+      <w:proofErr w:type="gramEnd"/>
+      <w:r>
+        <w:rPr>
+          <w:color w:val="2D3B45"/>
+        </w:rPr>
+        <w:t xml:space="preserve"> are clearly labeled.</w:t>
       </w:r>
     </w:p>
     <w:p>
@@ -3622,7 +3964,21 @@
         <w:rPr>
           <w:color w:val="2D3B45"/>
         </w:rPr>
-        <w:t>(2 points) Format: Report includes the required sections (Title,  Abstract, Introduction, Methods, Results and Discussion). The bibliography follows a recognized scholarly style. Citations are thorough and well documented throughout the paper.</w:t>
+        <w:t>(2 points) Format: Report includes the required sections (</w:t>
+      </w:r>
+      <w:proofErr w:type="gramStart"/>
+      <w:r>
+        <w:rPr>
+          <w:color w:val="2D3B45"/>
+        </w:rPr>
+        <w:t>Title,  Abstract</w:t>
+      </w:r>
+      <w:proofErr w:type="gramEnd"/>
+      <w:r>
+        <w:rPr>
+          <w:color w:val="2D3B45"/>
+        </w:rPr>
+        <w:t>, Introduction, Methods, Results and Discussion). The bibliography follows a recognized scholarly style. Citations are thorough and well documented throughout the paper.</w:t>
       </w:r>
     </w:p>
     <w:p>
